--- a/note_template.docx
+++ b/note_template.docx
@@ -83,6 +83,7 @@
           <w:tab w:val="left" w:pos="3240"/>
         </w:tabs>
         <w:spacing w:after="200"/>
+        <w:jc w:val="center"/>
         <w:rPr>
           <w:rFonts w:cs="Times New Roman"/>
           <w:b/>
@@ -194,99 +195,155 @@
         <w:rPr>
           <w:rFonts w:cs="Times New Roman"/>
         </w:rPr>
+        <w:t xml:space="preserve"> {{MAILING_ADDRESS}}</w:t>
+      </w:r>
+      <w:r>
+        <w:rPr>
+          <w:rFonts w:cs="Times New Roman"/>
+        </w:rPr>
+        <w:t>, hereby promises to pay</w:t>
+      </w:r>
+      <w:r>
+        <w:rPr>
+          <w:rFonts w:cs="Times New Roman"/>
+        </w:rPr>
+        <w:t xml:space="preserve"> {{LENDER}} </w:t>
+      </w:r>
+      <w:r>
+        <w:rPr>
+          <w:rFonts w:cs="Times New Roman"/>
+        </w:rPr>
+        <w:t>(“Lender”), whose address is c/o Action Funding Inc., 600 Sandtree #210B</w:t>
+      </w:r>
+      <w:r>
+        <w:rPr>
+          <w:rFonts w:cs="Times New Roman"/>
+        </w:rPr>
+        <w:t>,</w:t>
+      </w:r>
+      <w:r>
+        <w:rPr>
+          <w:rFonts w:cs="Times New Roman"/>
+        </w:rPr>
+        <w:t xml:space="preserve"> Palm Beach Gardens, Florida 33403, the principal sum of </w:t>
+      </w:r>
+      <w:r>
+        <w:rPr>
+          <w:rFonts w:cs="Times New Roman"/>
+        </w:rPr>
+        <w:t>$</w:t>
+      </w:r>
+      <w:r>
+        <w:rPr>
+          <w:rFonts w:cs="Times New Roman"/>
+        </w:rPr>
+        <w:t>{{LOAN_AMOUNT}},</w:t>
+      </w:r>
+      <w:r>
+        <w:rPr>
+          <w:rFonts w:cs="Times New Roman"/>
+        </w:rPr>
+        <w:t xml:space="preserve"> together with interest on the unpaid principal balance of this Note, as follows:</w:t>
+      </w:r>
+    </w:p>
+    <w:p>
+      <w:pPr>
+        <w:spacing w:line="40" w:lineRule="exact"/>
+        <w:rPr>
+          <w:rFonts w:cs="Times New Roman"/>
+        </w:rPr>
+      </w:pPr>
+    </w:p>
+    <w:p>
+      <w:pPr>
+        <w:jc w:val="both"/>
+        <w:rPr>
+          <w:rFonts w:cs="Times New Roman"/>
+        </w:rPr>
+      </w:pPr>
+      <w:r>
+        <w:rPr>
+          <w:rFonts w:cs="Times New Roman"/>
+          <w:b/>
+          <w:bCs/>
+        </w:rPr>
+        <w:t>1.</w:t>
+      </w:r>
+      <w:r>
+        <w:rPr>
+          <w:rFonts w:cs="Times New Roman"/>
+        </w:rPr>
+        <w:tab/>
+      </w:r>
+      <w:r>
+        <w:rPr>
+          <w:rFonts w:cs="Times New Roman"/>
+          <w:b/>
+          <w:bCs/>
+          <w:u w:val="single"/>
+        </w:rPr>
+        <w:t>Interest.</w:t>
+      </w:r>
+      <w:r>
+        <w:rPr>
+          <w:rFonts w:cs="Times New Roman"/>
+        </w:rPr>
+        <w:t xml:space="preserve"> I</w:t>
+      </w:r>
+      <w:r>
+        <w:rPr>
+          <w:rFonts w:cs="Times New Roman"/>
+        </w:rPr>
+        <w:t>nterest on the unpaid principal balance, including any Lender Retained Funds, will accrue from the date the proceeds have been distributed to or on behalf of the Borrower (the “Date of Advance”) at an annual rate equal to</w:t>
+      </w:r>
+      <w:r>
+        <w:rPr>
+          <w:rFonts w:cs="Times New Roman"/>
+        </w:rPr>
         <w:t xml:space="preserve"> </w:t>
       </w:r>
       <w:r>
         <w:rPr>
           <w:rFonts w:cs="Times New Roman"/>
-          <w:b/>
-          <w:bCs/>
-        </w:rPr>
-        <w:t>{{MAILING_ADDRESS}}</w:t>
-      </w:r>
-      <w:r>
-        <w:rPr>
-          <w:rFonts w:cs="Times New Roman"/>
-        </w:rPr>
-        <w:t>, hereby promises to pay</w:t>
-      </w:r>
-      <w:r>
-        <w:rPr>
-          <w:rFonts w:cs="Times New Roman"/>
-        </w:rPr>
-        <w:t xml:space="preserve"> {{LENDER}} </w:t>
-      </w:r>
-      <w:r>
-        <w:rPr>
-          <w:rFonts w:cs="Times New Roman"/>
-        </w:rPr>
-        <w:t>(“Lender”), whose address is c/o Action Funding Inc., 600 Sandtree #210B</w:t>
-      </w:r>
-      <w:r>
-        <w:rPr>
-          <w:rFonts w:cs="Times New Roman"/>
-        </w:rPr>
-        <w:t>,</w:t>
-      </w:r>
-      <w:r>
-        <w:rPr>
-          <w:rFonts w:cs="Times New Roman"/>
-        </w:rPr>
-        <w:t xml:space="preserve"> Palm Beach Gardens, Florida 33403, the principal sum of </w:t>
-      </w:r>
-      <w:r>
-        <w:rPr>
-          <w:rFonts w:cs="Times New Roman"/>
-        </w:rPr>
-        <w:t>$</w:t>
-      </w:r>
-      <w:r>
-        <w:rPr>
-          <w:rFonts w:cs="Times New Roman"/>
-          <w:b/>
-          <w:bCs/>
-        </w:rPr>
-        <w:t>{{LOAN_AMOUNT}}</w:t>
-      </w:r>
-      <w:r>
-        <w:rPr>
-          <w:rFonts w:cs="Times New Roman"/>
-        </w:rPr>
-        <w:t>,</w:t>
-      </w:r>
-      <w:r>
-        <w:rPr>
-          <w:rFonts w:cs="Times New Roman"/>
-        </w:rPr>
-        <w:t xml:space="preserve"> together with interest on the unpaid principal balance of this Note, as follows:</w:t>
-      </w:r>
-    </w:p>
-    <w:p>
-      <w:pPr>
-        <w:spacing w:line="40" w:lineRule="exact"/>
-        <w:rPr>
-          <w:rFonts w:cs="Times New Roman"/>
-        </w:rPr>
-      </w:pPr>
-    </w:p>
-    <w:p>
-      <w:pPr>
-        <w:jc w:val="both"/>
-        <w:rPr>
-          <w:rFonts w:cs="Times New Roman"/>
-        </w:rPr>
-      </w:pPr>
-      <w:r>
-        <w:rPr>
-          <w:rFonts w:cs="Times New Roman"/>
-          <w:b/>
-          <w:bCs/>
-        </w:rPr>
-        <w:t>1.</w:t>
-      </w:r>
-      <w:r>
-        <w:rPr>
-          <w:rFonts w:cs="Times New Roman"/>
+        </w:rPr>
+        <w:t>{{INTEREST_RATE</w:t>
+      </w:r>
+      <w:proofErr w:type="gramStart"/>
+      <w:r>
+        <w:rPr>
+          <w:rFonts w:cs="Times New Roman"/>
+        </w:rPr>
+        <w:t>}}</w:t>
+      </w:r>
+      <w:r>
+        <w:rPr>
+          <w:rFonts w:cs="Times New Roman"/>
+        </w:rPr>
+        <w:t>%</w:t>
+      </w:r>
+      <w:proofErr w:type="gramEnd"/>
+    </w:p>
+    <w:p>
+      <w:pPr>
+        <w:ind w:firstLine="720"/>
+        <w:jc w:val="both"/>
+        <w:rPr>
+          <w:rFonts w:cs="Times New Roman"/>
+        </w:rPr>
+      </w:pPr>
+      <w:r>
+        <w:rPr>
+          <w:rFonts w:cs="Times New Roman"/>
+          <w:b/>
+          <w:bCs/>
+        </w:rPr>
+        <w:t>1.1.</w:t>
+      </w:r>
+      <w:r>
+        <w:rPr>
+          <w:rFonts w:cs="Times New Roman"/>
+          <w:b/>
+          <w:bCs/>
         </w:rPr>
         <w:tab/>
       </w:r>
@@ -297,275 +354,197 @@
           <w:bCs/>
           <w:u w:val="single"/>
         </w:rPr>
-        <w:t>Interest.</w:t>
-      </w:r>
-      <w:r>
-        <w:rPr>
-          <w:rFonts w:cs="Times New Roman"/>
-        </w:rPr>
-        <w:t xml:space="preserve"> Interest on the unpaid principal balance, including any Lender Retained Funds, will accrue from the date the proceeds have been distributed to or on behalf of the Borrower (the “Date of Advance”) at an annual rate equal to</w:t>
-      </w:r>
-      <w:r>
-        <w:rPr>
-          <w:rFonts w:cs="Times New Roman"/>
-          <w:b/>
-          <w:bCs/>
+        <w:t>Computation of Interest.</w:t>
+      </w:r>
+      <w:r>
+        <w:rPr>
+          <w:rFonts w:cs="Times New Roman"/>
+        </w:rPr>
+        <w:t xml:space="preserve"> Interest on this Note is computed on a 30/365 simple interest basis; that is, with the exception of odd days before the first full payment cycle, monthly interest is calculated by applying the ratio of the interest rate over a year of 365 days, multiplied by the outstanding principal balance, multiplied by a month of 30 days. Interest for the odd days before the first full month and any partial month in which the loan is repaid in full is calculated on the basis of the actual days and a 365-day year and shall include the day of payoff. All interest payable under this Note is computed using this method.</w:t>
+      </w:r>
+    </w:p>
+    <w:p>
+      <w:pPr>
+        <w:jc w:val="both"/>
+        <w:rPr>
+          <w:rFonts w:cs="Times New Roman"/>
+          <w:b/>
+          <w:bCs/>
+          <w:u w:val="single"/>
+        </w:rPr>
+      </w:pPr>
+      <w:r>
+        <w:rPr>
+          <w:rFonts w:cs="Times New Roman"/>
+          <w:b/>
+          <w:bCs/>
+        </w:rPr>
+        <w:t>2.</w:t>
+      </w:r>
+      <w:r>
+        <w:rPr>
+          <w:rFonts w:cs="Times New Roman"/>
+        </w:rPr>
+        <w:tab/>
+      </w:r>
+      <w:r>
+        <w:rPr>
+          <w:rFonts w:cs="Times New Roman"/>
+          <w:b/>
+          <w:bCs/>
+          <w:u w:val="single"/>
+        </w:rPr>
+        <w:t>Payment Obligations.</w:t>
+      </w:r>
+    </w:p>
+    <w:p>
+      <w:pPr>
+        <w:ind w:firstLine="720"/>
+        <w:jc w:val="both"/>
+        <w:rPr>
+          <w:rFonts w:cs="Times New Roman"/>
+        </w:rPr>
+      </w:pPr>
+      <w:r>
+        <w:rPr>
+          <w:rFonts w:cs="Times New Roman"/>
+          <w:b/>
+          <w:bCs/>
+        </w:rPr>
+        <w:t>2.1.</w:t>
+      </w:r>
+      <w:r>
+        <w:rPr>
+          <w:rFonts w:cs="Times New Roman"/>
+        </w:rPr>
+        <w:tab/>
+      </w:r>
+      <w:r>
+        <w:rPr>
+          <w:rFonts w:cs="Times New Roman"/>
+          <w:b/>
+          <w:bCs/>
+          <w:u w:val="single"/>
+        </w:rPr>
+        <w:t>In General.</w:t>
+      </w:r>
+      <w:r>
+        <w:rPr>
+          <w:rFonts w:cs="Times New Roman"/>
+        </w:rPr>
+        <w:t xml:space="preserve"> Borrower will make a payment each m</w:t>
+      </w:r>
+      <w:r>
+        <w:rPr>
+          <w:rFonts w:cs="Times New Roman"/>
+        </w:rPr>
+        <w:t>onth of</w:t>
+      </w:r>
+      <w:r>
+        <w:rPr>
+          <w:rFonts w:cs="Times New Roman"/>
+        </w:rPr>
+        <w:t xml:space="preserve"> $</w:t>
+      </w:r>
+      <w:r>
+        <w:rPr>
+          <w:rFonts w:cs="Times New Roman"/>
         </w:rPr>
         <w:t xml:space="preserve"> </w:t>
       </w:r>
       <w:r>
         <w:rPr>
           <w:rFonts w:cs="Times New Roman"/>
-          <w:b/>
-          <w:bCs/>
-        </w:rPr>
-        <w:t>{{INTEREST_RATE</w:t>
+        </w:rPr>
+        <w:t xml:space="preserve">{{MONTHLY_PAYMENT}} </w:t>
+      </w:r>
+      <w:r>
+        <w:rPr>
+          <w:rFonts w:cs="Times New Roman"/>
+        </w:rPr>
+        <w:t xml:space="preserve">until the entire indebtedness evidenced by this Note and all accrued and unpaid principal, interest and other charges due hereunder have been paid in full. If Borrower still owes amounts under this Note on </w:t>
+      </w:r>
+      <w:r>
+        <w:rPr>
+          <w:rFonts w:cs="Times New Roman"/>
+        </w:rPr>
+        <w:t xml:space="preserve">{{MATURITY_DATE}} </w:t>
+      </w:r>
+      <w:r>
+        <w:rPr>
+          <w:rFonts w:cs="Times New Roman"/>
+        </w:rPr>
+        <w:t xml:space="preserve">(the “Maturity Date”), Borrower will pay those amounts in full on that date. Payments due under the Note shall be made in U.S. currency. Lender may charge a non-sufficient funds fee, in Lender’s discretion, for each payment that is returned unpaid by the Borrower’s bank. This charge may be in addition to any other charges provided for herein. Further, if any check or other instrument received by Lender as payment under the Note or the Security Instrument is returned to Lender unpaid, Lender may require that any or all subsequent payments due under this Note and the Security Instrument be made in one or more of the following forms, as selected by Lender: (a) cash; (b) money </w:t>
+      </w:r>
+      <w:r>
+        <w:rPr>
+          <w:rFonts w:cs="Times New Roman"/>
+        </w:rPr>
+        <w:t>order; (c) certified check, bank check, treasurer’s check or cashier’s check, provided any such check is drawn upon an institution whose deposits are insured by a federal agency, instrumentality, or entity; (d) Electronic Funds Transfer; or (e) wire. Lender reserves the right, in its sole and absolute discretion, to require payment in any other manner.</w:t>
+      </w:r>
+    </w:p>
+    <w:p>
+      <w:pPr>
+        <w:ind w:firstLine="720"/>
+        <w:jc w:val="both"/>
+        <w:rPr>
+          <w:rFonts w:cs="Times New Roman"/>
+        </w:rPr>
+      </w:pPr>
+      <w:r>
+        <w:rPr>
+          <w:rFonts w:cs="Times New Roman"/>
+          <w:b/>
+          <w:bCs/>
+        </w:rPr>
+        <w:t>2.2.</w:t>
+      </w:r>
+      <w:r>
+        <w:rPr>
+          <w:rFonts w:cs="Times New Roman"/>
+        </w:rPr>
+        <w:tab/>
+      </w:r>
+      <w:r>
+        <w:rPr>
+          <w:rFonts w:cs="Times New Roman"/>
+          <w:b/>
+          <w:bCs/>
+          <w:u w:val="single"/>
+        </w:rPr>
+        <w:t>Payments of Interest.</w:t>
+      </w:r>
+      <w:r>
+        <w:rPr>
+          <w:rFonts w:cs="Times New Roman"/>
+        </w:rPr>
+        <w:t xml:space="preserve"> Beginning on</w:t>
+      </w:r>
+      <w:r>
+        <w:rPr>
+          <w:rFonts w:cs="Times New Roman"/>
+        </w:rPr>
+        <w:t xml:space="preserve"> </w:t>
+      </w:r>
+      <w:r>
+        <w:rPr>
+          <w:rFonts w:cs="Times New Roman"/>
+        </w:rPr>
+        <w:t>{{FIRST_</w:t>
       </w:r>
       <w:proofErr w:type="gramStart"/>
       <w:r>
         <w:rPr>
           <w:rFonts w:cs="Times New Roman"/>
-          <w:b/>
-          <w:bCs/>
-        </w:rPr>
-        <w:t>}}</w:t>
-      </w:r>
-      <w:r>
-        <w:rPr>
-          <w:rFonts w:cs="Times New Roman"/>
-          <w:b/>
-          <w:bCs/>
-        </w:rPr>
-        <w:t>%</w:t>
+        </w:rPr>
+        <w:t>PAYMENT}},</w:t>
       </w:r>
       <w:proofErr w:type="gramEnd"/>
-    </w:p>
-    <w:p>
-      <w:pPr>
-        <w:ind w:firstLine="720"/>
-        <w:jc w:val="both"/>
-        <w:rPr>
-          <w:rFonts w:cs="Times New Roman"/>
-        </w:rPr>
-      </w:pPr>
-      <w:r>
-        <w:rPr>
-          <w:rFonts w:cs="Times New Roman"/>
-          <w:b/>
-          <w:bCs/>
-        </w:rPr>
-        <w:t>1.1.</w:t>
-      </w:r>
-      <w:r>
-        <w:rPr>
-          <w:rFonts w:cs="Times New Roman"/>
-          <w:b/>
-          <w:bCs/>
-        </w:rPr>
-        <w:tab/>
-      </w:r>
-      <w:r>
-        <w:rPr>
-          <w:rFonts w:cs="Times New Roman"/>
-          <w:b/>
-          <w:bCs/>
-          <w:u w:val="single"/>
-        </w:rPr>
-        <w:t>Computation of Interest.</w:t>
-      </w:r>
-      <w:r>
-        <w:rPr>
-          <w:rFonts w:cs="Times New Roman"/>
-        </w:rPr>
-        <w:t xml:space="preserve"> Interest on this Note is computed on a 30/365 simple interest basis; that is, with the exception of odd days before the first full payment cycle, monthly interest is calculated by applying the ratio of the interest rate over a year of 365 days, multiplied by the outstanding principal balance, multiplied by a month of 30 days. Interest for the odd days before the first full month and any partial month in which the loan is repaid in full is calculated on the basis of the actual days and a 365-day year and shall include the day of payoff. All interest payable under this Note is computed using this method.</w:t>
-      </w:r>
-    </w:p>
-    <w:p>
-      <w:pPr>
-        <w:jc w:val="both"/>
-        <w:rPr>
-          <w:rFonts w:cs="Times New Roman"/>
-          <w:b/>
-          <w:bCs/>
-          <w:u w:val="single"/>
-        </w:rPr>
-      </w:pPr>
-      <w:r>
-        <w:rPr>
-          <w:rFonts w:cs="Times New Roman"/>
-          <w:b/>
-          <w:bCs/>
-        </w:rPr>
-        <w:t>2.</w:t>
-      </w:r>
-      <w:r>
-        <w:rPr>
-          <w:rFonts w:cs="Times New Roman"/>
-        </w:rPr>
-        <w:tab/>
-      </w:r>
-      <w:r>
-        <w:rPr>
-          <w:rFonts w:cs="Times New Roman"/>
-          <w:b/>
-          <w:bCs/>
-          <w:u w:val="single"/>
-        </w:rPr>
-        <w:t>Payment Obligations.</w:t>
-      </w:r>
-    </w:p>
-    <w:p>
-      <w:pPr>
-        <w:ind w:firstLine="720"/>
-        <w:jc w:val="both"/>
-        <w:rPr>
-          <w:rFonts w:cs="Times New Roman"/>
-        </w:rPr>
-      </w:pPr>
-      <w:r>
-        <w:rPr>
-          <w:rFonts w:cs="Times New Roman"/>
-          <w:b/>
-          <w:bCs/>
-        </w:rPr>
-        <w:t>2.1.</w:t>
-      </w:r>
-      <w:r>
-        <w:rPr>
-          <w:rFonts w:cs="Times New Roman"/>
-        </w:rPr>
-        <w:tab/>
-      </w:r>
-      <w:r>
-        <w:rPr>
-          <w:rFonts w:cs="Times New Roman"/>
-          <w:b/>
-          <w:bCs/>
-          <w:u w:val="single"/>
-        </w:rPr>
-        <w:t>In General.</w:t>
-      </w:r>
-      <w:r>
-        <w:rPr>
-          <w:rFonts w:cs="Times New Roman"/>
-        </w:rPr>
-        <w:t xml:space="preserve"> Borrower will make a payment each month of</w:t>
-      </w:r>
-      <w:r>
-        <w:rPr>
-          <w:rFonts w:cs="Times New Roman"/>
-        </w:rPr>
-        <w:t xml:space="preserve"> $</w:t>
-      </w:r>
-      <w:r>
-        <w:rPr>
-          <w:rFonts w:cs="Times New Roman"/>
-        </w:rPr>
-        <w:t xml:space="preserve"> </w:t>
-      </w:r>
-      <w:r>
-        <w:rPr>
-          <w:rFonts w:cs="Times New Roman"/>
-          <w:b/>
-          <w:bCs/>
-        </w:rPr>
-        <w:t xml:space="preserve">{{MONTHLY_PAYMENT}} </w:t>
-      </w:r>
-      <w:r>
-        <w:rPr>
-          <w:rFonts w:cs="Times New Roman"/>
-        </w:rPr>
-        <w:t xml:space="preserve">until the entire indebtedness evidenced by this Note and all accrued and unpaid principal, interest and other charges due hereunder have been paid in full. If Borrower still owes amounts under this Note on </w:t>
-      </w:r>
-      <w:r>
-        <w:rPr>
-          <w:rFonts w:cs="Times New Roman"/>
-          <w:b/>
-          <w:bCs/>
-        </w:rPr>
-        <w:t xml:space="preserve">{{MATURITY_DATE}} </w:t>
-      </w:r>
-      <w:r>
-        <w:rPr>
-          <w:rFonts w:cs="Times New Roman"/>
-        </w:rPr>
-        <w:t>(the “Maturity Date”), Borrower will pay those amounts in full on that date. Payments due under the Note shall be made in U.S. currency. Lender may charge a non-sufficient funds fee, in Lender’s discretion, for each payment that is returned unpaid by the Borrower’s bank. This charge may be in addition to any other charges provided for herein. Further, if any check or other instrument received by Lender as payment under the Note or the Security Instrument is returned to Lender unpaid, Lender may require that any or all subsequent payments due under this Note and the Security Instrument be made in one or more of the following forms, as selected by Lender: (a) cash; (b) money order; (c) certified check, bank check, treasurer’s check or cashier’s check, provided any such check is drawn upon an institution whose deposits are insured by a federal agency, instrumentality, or entity; (d) Electronic Funds Transfer; or (e) wire. Lender reserves the right, in its sole and absolute discretion, to require payment in any other manner.</w:t>
-      </w:r>
-    </w:p>
-    <w:p>
-      <w:pPr>
-        <w:ind w:firstLine="720"/>
-        <w:jc w:val="both"/>
-        <w:rPr>
-          <w:rFonts w:cs="Times New Roman"/>
-        </w:rPr>
-      </w:pPr>
-      <w:r>
-        <w:rPr>
-          <w:rFonts w:cs="Times New Roman"/>
-          <w:b/>
-          <w:bCs/>
-        </w:rPr>
-        <w:t>2.2.</w:t>
-      </w:r>
-      <w:r>
-        <w:rPr>
-          <w:rFonts w:cs="Times New Roman"/>
-        </w:rPr>
-        <w:tab/>
-      </w:r>
-      <w:r>
-        <w:rPr>
-          <w:rFonts w:cs="Times New Roman"/>
-          <w:b/>
-          <w:bCs/>
-          <w:u w:val="single"/>
-        </w:rPr>
-        <w:t>Payments of Interest.</w:t>
-      </w:r>
-      <w:r>
-        <w:rPr>
-          <w:rFonts w:cs="Times New Roman"/>
-        </w:rPr>
-        <w:t xml:space="preserve"> Beginning on</w:t>
-      </w:r>
-      <w:r>
-        <w:rPr>
-          <w:rFonts w:cs="Times New Roman"/>
-          <w:b/>
-          <w:bCs/>
-        </w:rPr>
-        <w:t xml:space="preserve"> </w:t>
-      </w:r>
-      <w:r>
-        <w:rPr>
-          <w:rFonts w:cs="Times New Roman"/>
-          <w:b/>
-          <w:bCs/>
-        </w:rPr>
-        <w:t>{{FIRST_</w:t>
-      </w:r>
-      <w:proofErr w:type="gramStart"/>
-      <w:r>
-        <w:rPr>
-          <w:rFonts w:cs="Times New Roman"/>
-          <w:b/>
-          <w:bCs/>
-        </w:rPr>
-        <w:t>PAYMENT}},</w:t>
-      </w:r>
-      <w:proofErr w:type="gramEnd"/>
-      <w:r>
-        <w:rPr>
-          <w:rFonts w:cs="Times New Roman"/>
-        </w:rPr>
-        <w:t xml:space="preserve"> Borrower will</w:t>
-      </w:r>
-      <w:r>
-        <w:rPr>
-          <w:rFonts w:cs="Times New Roman"/>
-        </w:rPr>
-        <w:t xml:space="preserve"> make interest only monthly payments of ${{MONTHLY_PAYMENT}} Over {{LOAN_</w:t>
+      <w:r>
+        <w:rPr>
+          <w:rFonts w:cs="Times New Roman"/>
+        </w:rPr>
+        <w:t xml:space="preserve"> Borrower will make interest only monthly payments of ${{MONTHLY_PAYMENT}} Over {{LOAN_</w:t>
       </w:r>
       <w:proofErr w:type="gramStart"/>
       <w:r>
@@ -929,33 +908,35 @@
         <w:rPr>
           <w:rFonts w:cs="Times New Roman"/>
         </w:rPr>
-        <w:t xml:space="preserve"> BORROWER AGREES TO ALLOW LENDER TO COLLECT IN ADVANCE SIX (6) MONTHS PREPAID PAYMENTS OR $</w:t>
-      </w:r>
-      <w:r>
-        <w:rPr>
-          <w:rFonts w:cs="Times New Roman"/>
-        </w:rPr>
         <w:t xml:space="preserve"> </w:t>
       </w:r>
       <w:r>
         <w:rPr>
           <w:rFonts w:cs="Times New Roman"/>
         </w:rPr>
+        <w:t>BORROWER AGREES TO ALLOW LENDER TO COLLECT IN ADVANCE SIX (6) MONTHS PREPAID PAYMENTS OR $</w:t>
+      </w:r>
+      <w:r>
+        <w:rPr>
+          <w:rFonts w:cs="Times New Roman"/>
+        </w:rPr>
+        <w:t xml:space="preserve"> </w:t>
+      </w:r>
+      <w:r>
+        <w:rPr>
+          <w:rFonts w:cs="Times New Roman"/>
+        </w:rPr>
         <w:t>{</w:t>
       </w:r>
       <w:r>
         <w:rPr>
           <w:rFonts w:cs="Times New Roman"/>
-          <w:b/>
-          <w:bCs/>
         </w:rPr>
         <w:t>{PREPAID_PAYMENTS}}</w:t>
       </w:r>
       <w:r>
         <w:rPr>
           <w:rFonts w:cs="Times New Roman"/>
-          <w:b/>
-          <w:bCs/>
         </w:rPr>
         <w:t xml:space="preserve"> </w:t>
       </w:r>
@@ -1015,7 +996,13 @@
         <w:rPr>
           <w:rFonts w:cs="Times New Roman"/>
         </w:rPr>
-        <w:t xml:space="preserve">  FIRST PAYMENT DUE TO LOAN SERVICER SHALL BE</w:t>
+        <w:t xml:space="preserve">  FIRST</w:t>
+      </w:r>
+      <w:r>
+        <w:rPr>
+          <w:rFonts w:cs="Times New Roman"/>
+        </w:rPr>
+        <w:t xml:space="preserve"> PAYMENT DUE TO LOAN SERVICER SHALL BE</w:t>
       </w:r>
       <w:r>
         <w:rPr>
@@ -1618,6 +1605,7 @@
         <w:spacing w:after="20"/>
         <w:rPr>
           <w:rFonts w:cs="Times New Roman"/>
+          <w:color w:val="auto"/>
           <w:sz w:val="24"/>
           <w:szCs w:val="24"/>
         </w:rPr>
@@ -1625,6 +1613,7 @@
       <w:r>
         <w:rPr>
           <w:rFonts w:cs="Times New Roman"/>
+          <w:color w:val="auto"/>
           <w:sz w:val="19"/>
         </w:rPr>
         <w:t>By:  __________________________________________</w:t>
@@ -1641,7 +1630,6 @@
           <w:rFonts w:ascii="Times New Roman" w:hAnsi="Times New Roman" w:cs="Times New Roman"/>
           <w:b/>
           <w:bCs/>
-          <w:color w:val="211E1F"/>
           <w:sz w:val="24"/>
           <w:szCs w:val="24"/>
         </w:rPr>
@@ -1650,7 +1638,6 @@
         <w:rPr>
           <w:rFonts w:ascii="Times New Roman" w:hAnsi="Times New Roman" w:cs="Times New Roman"/>
           <w:bCs/>
-          <w:color w:val="211E1F"/>
           <w:sz w:val="18"/>
           <w:szCs w:val="24"/>
         </w:rPr>
@@ -1669,7 +1656,6 @@
           <w:b/>
           <w:bCs/>
           <w:noProof/>
-          <w:color w:val="211E1F"/>
           <w:sz w:val="24"/>
           <w:szCs w:val="24"/>
         </w:rPr>
@@ -1679,7 +1665,6 @@
           <w:rFonts w:ascii="Times New Roman" w:hAnsi="Times New Roman" w:cs="Times New Roman"/>
           <w:bCs/>
           <w:noProof/>
-          <w:color w:val="211E1F"/>
           <w:sz w:val="18"/>
           <w:szCs w:val="24"/>
         </w:rPr>
@@ -1705,6 +1690,7 @@
         <w:spacing w:after="20"/>
         <w:rPr>
           <w:rFonts w:cs="Times New Roman"/>
+          <w:color w:val="auto"/>
           <w:sz w:val="24"/>
           <w:szCs w:val="24"/>
         </w:rPr>
@@ -1712,6 +1698,7 @@
       <w:r>
         <w:rPr>
           <w:rFonts w:cs="Times New Roman"/>
+          <w:color w:val="auto"/>
           <w:sz w:val="19"/>
         </w:rPr>
         <w:t>By:  __________________________________________</w:t>
@@ -1728,7 +1715,6 @@
           <w:rFonts w:ascii="Times New Roman" w:hAnsi="Times New Roman" w:cs="Times New Roman"/>
           <w:b/>
           <w:bCs/>
-          <w:color w:val="211E1F"/>
           <w:sz w:val="24"/>
           <w:szCs w:val="24"/>
         </w:rPr>
@@ -1737,7 +1723,6 @@
         <w:rPr>
           <w:rFonts w:ascii="Times New Roman" w:hAnsi="Times New Roman" w:cs="Times New Roman"/>
           <w:bCs/>
-          <w:color w:val="211E1F"/>
           <w:sz w:val="18"/>
           <w:szCs w:val="24"/>
         </w:rPr>
@@ -1756,7 +1741,6 @@
           <w:b/>
           <w:bCs/>
           <w:noProof/>
-          <w:color w:val="211E1F"/>
           <w:sz w:val="24"/>
           <w:szCs w:val="24"/>
         </w:rPr>
@@ -1766,7 +1750,6 @@
           <w:rFonts w:ascii="Times New Roman" w:hAnsi="Times New Roman" w:cs="Times New Roman"/>
           <w:bCs/>
           <w:noProof/>
-          <w:color w:val="211E1F"/>
           <w:sz w:val="18"/>
           <w:szCs w:val="24"/>
         </w:rPr>
@@ -1784,7 +1767,6 @@
           <w:rFonts w:ascii="Times New Roman" w:hAnsi="Times New Roman" w:cs="Times New Roman"/>
           <w:b/>
           <w:bCs/>
-          <w:color w:val="211E1F"/>
           <w:sz w:val="24"/>
           <w:szCs w:val="24"/>
         </w:rPr>
